--- a/Spectral_LoRA_Protocol.docx
+++ b/Spectral_LoRA_Protocol.docx
@@ -1686,6 +1686,114 @@
         <w:spacing w:before="120" w:after="120"/>
       </w:pPr>
     </w:p>
+    <w:p/>
+    <w:p>
+      <w:pPr>
+        <w:pStyle w:val="Heading1"/>
+      </w:pPr>
+      <w:r>
+        <w:t>5b. Evaluation Pipeline (добавлено)</w:t>
+      </w:r>
+    </w:p>
+    <w:p>
+      <w:r>
+        <w:t>Для полноценной оценки качества дообучения добавлен двухуровневый evaluation pipeline:</w:t>
+      </w:r>
+    </w:p>
+    <w:p>
+      <w:pPr>
+        <w:pStyle w:val="Heading2"/>
+      </w:pPr>
+      <w:r>
+        <w:t>Во время тренировки (train_svd.py):</w:t>
+      </w:r>
+    </w:p>
+    <w:p>
+      <w:pPr>
+        <w:pStyle w:val="ListParagraph"/>
+      </w:pPr>
+      <w:r>
+        <w:t>PerLanguagePPLCallback — каждые 200 шагов вычисляет perplexity отдельно для KY, KZ, UZ на held-out данных</w:t>
+      </w:r>
+    </w:p>
+    <w:p>
+      <w:pPr>
+        <w:pStyle w:val="ListParagraph"/>
+      </w:pPr>
+      <w:r>
+        <w:t>Позволяет отследить, какой язык деградирует первым при наступлении спектрального коллапса</w:t>
+      </w:r>
+    </w:p>
+    <w:p>
+      <w:pPr>
+        <w:pStyle w:val="ListParagraph"/>
+      </w:pPr>
+      <w:r>
+        <w:t>Лог: ppl_per_lang_log.jsonl — шаг, epoch, loss и PPL для каждого языка</w:t>
+      </w:r>
+    </w:p>
+    <w:p>
+      <w:pPr>
+        <w:pStyle w:val="ListParagraph"/>
+      </w:pPr>
+      <w:r>
+        <w:t>Визуализация: ppl_per_lang.png — 3 кривые PPL + вертикальная линия на шаге первого коллапса</w:t>
+      </w:r>
+    </w:p>
+    <w:p/>
+    <w:p>
+      <w:pPr>
+        <w:pStyle w:val="Heading2"/>
+      </w:pPr>
+      <w:r>
+        <w:t>После тренировки (evaluate.py):</w:t>
+      </w:r>
+    </w:p>
+    <w:p>
+      <w:pPr>
+        <w:pStyle w:val="ListParagraph"/>
+      </w:pPr>
+      <w:r>
+        <w:t>Per-language Perplexity: воспроизводит тот же data split (seed=42, val_split=10%) что и тренировка</w:t>
+      </w:r>
+    </w:p>
+    <w:p>
+      <w:pPr>
+        <w:pStyle w:val="ListParagraph"/>
+      </w:pPr>
+      <w:r>
+        <w:t>NER (WikiANN): few-shot prompting на тестовых выборках для ky, kk, uz. Метрики: Precision, Recall, F1 (entity-level)</w:t>
+      </w:r>
+    </w:p>
+    <w:p>
+      <w:pPr>
+        <w:pStyle w:val="ListParagraph"/>
+      </w:pPr>
+      <w:r>
+        <w:t>TUMLU QA: бенчмарк для тюркских языков (multiple-choice QA, 2025). Оценка через log-likelihood сравнение вариантов ответа. 5-shot формат</w:t>
+      </w:r>
+    </w:p>
+    <w:p>
+      <w:pPr>
+        <w:pStyle w:val="ListParagraph"/>
+      </w:pPr>
+      <w:r>
+        <w:t>Итоговый отчёт: eval_report.json + сводная таблица в консоли</w:t>
+      </w:r>
+    </w:p>
+    <w:p/>
+    <w:p>
+      <w:r>
+        <w:t>Замечание: evaluate.py использует тот же seed=42 для разделения данных, что и train_svd.py. Это критически важно — иначе оценка PPL будет нечестной (модель увидит часть eval-данных при обучении).</w:t>
+      </w:r>
+    </w:p>
+    <w:p/>
+    <w:p>
+      <w:r>
+        <w:t>Бенчмарки: WikiANN NER (unimelb-nlp/wikiann) для ky, kk, uz; TUMLU-mini (jafarisbarov/TUMLU-mini) для kaz, uzb, kir. Зависимость: seqeval&gt;=1.2.2.</w:t>
+      </w:r>
+    </w:p>
+    <w:p/>
     <w:p>
       <w:pPr>
         <w:pStyle w:val="Heading1"/>
